--- a/data/revised_2026-10_full/tracked/v2/Maths/SS3.4_Linear_Motion/Mathematics_Linear_Motion_FinalExplanation_TRACKED.docx
+++ b/data/revised_2026-10_full/tracked/v2/Maths/SS3.4_Linear_Motion/Mathematics_Linear_Motion_FinalExplanation_TRACKED.docx
@@ -1916,7 +1916,7 @@
               </w:rPr>
               <w:t xml:space="preserve">Section 1: Describing the motion of each vehicle (KICD Question 1: </w:t>
             </w:r>
-            <w:del w:id="9001" w:author="Claude (AI) - proposed" w:date="2026-10-15T12:58:29Z">
+            <w:del w:id="9001" w:author="Claude (AI) - proposed" w:date="2026-10-18T00:31:38Z">
               <w:r>
                 <w:rPr>
                   <w:rFonts w:ascii="Arial" w:cs="Arial" w:eastAsia="Arial" w:hAnsi="Arial"/>
@@ -1931,7 +1931,7 @@
                 <w:delText xml:space="preserve">How do you determine the velocity of a moving body</w:delText>
               </w:r>
             </w:del>
-            <w:ins w:id="9002" w:author="Claude (AI) - proposed" w:date="2026-10-15T12:58:29Z">
+            <w:ins w:id="9002" w:author="Claude (AI) - proposed" w:date="2026-10-18T00:31:38Z">
               <w:r>
                 <w:rPr>
                   <w:rFonts w:ascii="Arial" w:cs="Arial" w:eastAsia="Arial" w:hAnsi="Arial"/>
@@ -1994,7 +1994,7 @@
               </w:rPr>
               <w:t xml:space="preserve">Car A covers 150 m in 7.5 s, and the oncoming lorry L travels towards Naivasha, covering 150 m in the same 7.5 s. (a) Explain</w:t>
             </w:r>
-            <w:ins w:id="9003" w:author="Claude (AI) - proposed" w:date="2026-10-15T12:58:29Z">
+            <w:ins w:id="9003" w:author="Claude (AI) - proposed" w:date="2026-10-18T00:31:38Z">
               <w:r>
                 <w:rPr>
                   <w:rFonts w:ascii="Arial" w:cs="Arial" w:eastAsia="Arial" w:hAnsi="Arial"/>
@@ -2022,7 +2022,7 @@
               </w:rPr>
               <w:t xml:space="preserve"> how you determine the velocity of a moving body, and say how velocity is different from speed. (b) Calculate the velocity of overtaken car A. (c) Convert the speedometer readings of 72 km/h and 108 km/h to m/s. (d) Find the velocity of oncoming lorry L and explain what its sign tells you.</w:t>
             </w:r>
-            <w:ins w:id="9004" w:author="Claude (AI) - proposed" w:date="2026-10-15T12:58:29Z">
+            <w:ins w:id="9004" w:author="Claude (AI) - proposed" w:date="2026-10-18T00:31:38Z">
               <w:r>
                 <w:rPr>
                   <w:rFonts w:ascii="Arial" w:cs="Arial" w:eastAsia="Arial" w:hAnsi="Arial"/>
@@ -2135,7 +2135,7 @@
               </w:rPr>
               <w:t xml:space="preserve">Section 2: Acceleration from numbers and from a graph (KICD Question </w:t>
             </w:r>
-            <w:del w:id="9005" w:author="Claude (AI) - proposed" w:date="2026-10-15T12:58:29Z">
+            <w:del w:id="9005" w:author="Claude (AI) - proposed" w:date="2026-10-18T00:31:38Z">
               <w:r>
                 <w:rPr>
                   <w:rFonts w:ascii="Arial" w:cs="Arial" w:eastAsia="Arial" w:hAnsi="Arial"/>
@@ -2150,7 +2150,7 @@
                 <w:delText xml:space="preserve">2</w:delText>
               </w:r>
             </w:del>
-            <w:ins w:id="9006" w:author="Claude (AI) - proposed" w:date="2026-10-15T12:58:29Z">
+            <w:ins w:id="9006" w:author="Claude (AI) - proposed" w:date="2026-10-18T00:31:38Z">
               <w:r>
                 <w:rPr>
                   <w:rFonts w:ascii="Arial" w:cs="Arial" w:eastAsia="Arial" w:hAnsi="Arial"/>
@@ -2178,7 +2178,7 @@
               </w:rPr>
               <w:t xml:space="preserve">: How do </w:t>
             </w:r>
-            <w:del w:id="9007" w:author="Claude (AI) - proposed" w:date="2026-10-15T12:58:29Z">
+            <w:del w:id="9007" w:author="Claude (AI) - proposed" w:date="2026-10-18T00:31:38Z">
               <w:r>
                 <w:rPr>
                   <w:rFonts w:ascii="Arial" w:cs="Arial" w:eastAsia="Arial" w:hAnsi="Arial"/>
@@ -2193,7 +2193,7 @@
                 <w:delText xml:space="preserve">you determine the acceleration of a moving body</w:delText>
               </w:r>
             </w:del>
-            <w:ins w:id="9008" w:author="Claude (AI) - proposed" w:date="2026-10-15T12:58:29Z">
+            <w:ins w:id="9008" w:author="Claude (AI) - proposed" w:date="2026-10-18T00:31:38Z">
               <w:r>
                 <w:rPr>
                   <w:rFonts w:ascii="Arial" w:cs="Arial" w:eastAsia="Arial" w:hAnsi="Arial"/>
@@ -2655,7 +2655,7 @@
               </w:rPr>
               <w:t xml:space="preserve">Wanjiru's overtake takes 7.5 s. The lorry L is 500 m ahead of B at t = 0. (a) How far does the lorry travel in 7.5 s? (b) How much road do B and L use together, and how far away is the lorry when B pulls back into lane? (c) Using the closing speed, find the safety margin in seconds. Is the overtake safe? (d) What if the lorry were only 400 m away at t = 0? (e) Write a final answer to the driving question: How can we use distance, time, speed, velocity and graphs to describe and predict how one car overtakes another? Refer to your answers to KICD Questions 1 </w:t>
             </w:r>
-            <w:del w:id="9009" w:author="Claude (AI) - proposed" w:date="2026-10-15T12:58:29Z">
+            <w:del w:id="9009" w:author="Claude (AI) - proposed" w:date="2026-10-18T00:31:38Z">
               <w:r>
                 <w:rPr>
                   <w:rFonts w:ascii="Arial" w:cs="Arial" w:eastAsia="Arial" w:hAnsi="Arial"/>
@@ -2670,7 +2670,7 @@
                 <w:delText xml:space="preserve">and 2</w:delText>
               </w:r>
             </w:del>
-            <w:ins w:id="9010" w:author="Claude (AI) - proposed" w:date="2026-10-15T12:58:29Z">
+            <w:ins w:id="9010" w:author="Claude (AI) - proposed" w:date="2026-10-18T00:31:38Z">
               <w:r>
                 <w:rPr>
                   <w:rFonts w:ascii="Arial" w:cs="Arial" w:eastAsia="Arial" w:hAnsi="Arial"/>
@@ -2956,7 +2956,7 @@
               <w:spacing w:after="40" w:before="0"/>
               <w:jc w:val="left"/>
             </w:pPr>
-            <w:del w:id="9011" w:author="Claude (AI) - proposed" w:date="2026-10-15T12:58:29Z">
+            <w:del w:id="9011" w:author="Claude (AI) - proposed" w:date="2026-10-18T00:31:38Z">
               <w:r>
                 <w:rPr>
                   <w:rFonts w:ascii="Arial" w:cs="Arial" w:eastAsia="Arial" w:hAnsi="Arial"/>
@@ -2971,7 +2971,7 @@
                 <w:delText xml:space="preserve">Velocity</w:delText>
               </w:r>
             </w:del>
-            <w:ins w:id="9012" w:author="Claude (AI) - proposed" w:date="2026-10-15T12:58:29Z">
+            <w:ins w:id="9012" w:author="Claude (AI) - proposed" w:date="2026-10-18T00:31:38Z">
               <w:r>
                 <w:rPr>
                   <w:rFonts w:ascii="Arial" w:cs="Arial" w:eastAsia="Arial" w:hAnsi="Arial"/>
@@ -2999,7 +2999,7 @@
               </w:rPr>
               <w:t xml:space="preserve"> and acceleration methods (KICD </w:t>
             </w:r>
-            <w:del w:id="9013" w:author="Claude (AI) - proposed" w:date="2026-10-15T12:58:29Z">
+            <w:del w:id="9013" w:author="Claude (AI) - proposed" w:date="2026-10-18T00:31:38Z">
               <w:r>
                 <w:rPr>
                   <w:rFonts w:ascii="Arial" w:cs="Arial" w:eastAsia="Arial" w:hAnsi="Arial"/>
@@ -3014,7 +3014,7 @@
                 <w:delText xml:space="preserve">Questions 1 and 2</w:delText>
               </w:r>
             </w:del>
-            <w:ins w:id="9014" w:author="Claude (AI) - proposed" w:date="2026-10-15T12:58:29Z">
+            <w:ins w:id="9014" w:author="Claude (AI) - proposed" w:date="2026-10-18T00:31:38Z">
               <w:r>
                 <w:rPr>
                   <w:rFonts w:ascii="Arial" w:cs="Arial" w:eastAsia="Arial" w:hAnsi="Arial"/>
@@ -3062,7 +3062,7 @@
               <w:spacing w:after="40" w:before="0"/>
               <w:jc w:val="left"/>
             </w:pPr>
-            <w:del w:id="9015" w:author="Claude (AI) - proposed" w:date="2026-10-15T12:58:29Z">
+            <w:del w:id="9015" w:author="Claude (AI) - proposed" w:date="2026-10-18T00:31:38Z">
               <w:r>
                 <w:rPr>
                   <w:rFonts w:ascii="Arial" w:cs="Arial" w:eastAsia="Arial" w:hAnsi="Arial"/>
@@ -3077,7 +3077,7 @@
                 <w:delText xml:space="preserve">States</w:delText>
               </w:r>
             </w:del>
-            <w:ins w:id="9016" w:author="Claude (AI) - proposed" w:date="2026-10-15T12:58:29Z">
+            <w:ins w:id="9016" w:author="Claude (AI) - proposed" w:date="2026-10-18T00:31:38Z">
               <w:r>
                 <w:rPr>
                   <w:rFonts w:ascii="Arial" w:cs="Arial" w:eastAsia="Arial" w:hAnsi="Arial"/>
@@ -3125,7 +3125,7 @@
               <w:spacing w:after="40" w:before="0"/>
               <w:jc w:val="left"/>
             </w:pPr>
-            <w:del w:id="9017" w:author="Claude (AI) - proposed" w:date="2026-10-15T12:58:29Z">
+            <w:del w:id="9017" w:author="Claude (AI) - proposed" w:date="2026-10-18T00:31:38Z">
               <w:r>
                 <w:rPr>
                   <w:rFonts w:ascii="Arial" w:cs="Arial" w:eastAsia="Arial" w:hAnsi="Arial"/>
@@ -3140,7 +3140,7 @@
                 <w:delText xml:space="preserve">Uses both</w:delText>
               </w:r>
             </w:del>
-            <w:ins w:id="9018" w:author="Claude (AI) - proposed" w:date="2026-10-15T12:58:29Z">
+            <w:ins w:id="9018" w:author="Claude (AI) - proposed" w:date="2026-10-18T00:31:38Z">
               <w:r>
                 <w:rPr>
                   <w:rFonts w:ascii="Arial" w:cs="Arial" w:eastAsia="Arial" w:hAnsi="Arial"/>
@@ -3188,7 +3188,7 @@
               <w:spacing w:after="40" w:before="0"/>
               <w:jc w:val="left"/>
             </w:pPr>
-            <w:del w:id="9019" w:author="Claude (AI) - proposed" w:date="2026-10-15T12:58:29Z">
+            <w:del w:id="9019" w:author="Claude (AI) - proposed" w:date="2026-10-18T00:31:38Z">
               <w:r>
                 <w:rPr>
                   <w:rFonts w:ascii="Arial" w:cs="Arial" w:eastAsia="Arial" w:hAnsi="Arial"/>
@@ -3203,7 +3203,7 @@
                 <w:delText xml:space="preserve">Confuses</w:delText>
               </w:r>
             </w:del>
-            <w:ins w:id="9020" w:author="Claude (AI) - proposed" w:date="2026-10-15T12:58:29Z">
+            <w:ins w:id="9020" w:author="Claude (AI) - proposed" w:date="2026-10-18T00:31:38Z">
               <w:r>
                 <w:rPr>
                   <w:rFonts w:ascii="Arial" w:cs="Arial" w:eastAsia="Arial" w:hAnsi="Arial"/>
@@ -3253,10 +3253,10 @@
               <w:spacing w:after="40" w:before="0"/>
               <w:jc w:val="left"/>
               <w:rPr>
-                <w:ins w:id="9022" w:author="Claude (AI) - proposed" w:date="2026-10-15T12:58:29Z"/>
-              </w:rPr>
-            </w:pPr>
-            <w:ins w:id="9021" w:author="Claude (AI) - proposed" w:date="2026-10-15T12:58:29Z">
+                <w:ins w:id="9022" w:author="Claude (AI) - proposed" w:date="2026-10-18T00:31:38Z"/>
+              </w:rPr>
+            </w:pPr>
+            <w:ins w:id="9021" w:author="Claude (AI) - proposed" w:date="2026-10-18T00:31:38Z">
               <w:r>
                 <w:rPr>
                   <w:rFonts w:ascii="Arial" w:cs="Arial" w:eastAsia="Arial" w:hAnsi="Arial"/>
@@ -3291,10 +3291,10 @@
               <w:spacing w:after="40" w:before="0"/>
               <w:jc w:val="left"/>
               <w:rPr>
-                <w:del w:id="9024" w:author="Claude (AI) - proposed" w:date="2026-10-15T12:58:29Z"/>
-              </w:rPr>
-            </w:pPr>
-            <w:del w:id="9023" w:author="Claude (AI) - proposed" w:date="2026-10-15T12:58:29Z">
+                <w:del w:id="9024" w:author="Claude (AI) - proposed" w:date="2026-10-18T00:31:38Z"/>
+              </w:rPr>
+            </w:pPr>
+            <w:del w:id="9023" w:author="Claude (AI) - proposed" w:date="2026-10-18T00:31:38Z">
               <w:r>
                 <w:rPr>
                   <w:rFonts w:ascii="Arial" w:cs="Arial" w:eastAsia="Arial" w:hAnsi="Arial"/>
@@ -3316,7 +3316,7 @@
               <w:spacing w:after="40" w:before="0"/>
               <w:jc w:val="left"/>
             </w:pPr>
-            <w:del w:id="9025" w:author="Claude (AI) - proposed" w:date="2026-10-15T12:58:29Z">
+            <w:del w:id="9025" w:author="Claude (AI) - proposed" w:date="2026-10-18T00:31:38Z">
               <w:r>
                 <w:rPr>
                   <w:rFonts w:ascii="Arial" w:cs="Arial" w:eastAsia="Arial" w:hAnsi="Arial"/>
@@ -3331,7 +3331,7 @@
                 <w:delText xml:space="preserve">Sketches correct labelled</w:delText>
               </w:r>
             </w:del>
-            <w:ins w:id="9026" w:author="Claude (AI) - proposed" w:date="2026-10-15T12:58:29Z">
+            <w:ins w:id="9026" w:author="Claude (AI) - proposed" w:date="2026-10-18T00:31:38Z">
               <w:r>
                 <w:rPr>
                   <w:rFonts w:ascii="Arial" w:cs="Arial" w:eastAsia="Arial" w:hAnsi="Arial"/>
@@ -3359,7 +3359,7 @@
               </w:rPr>
               <w:t xml:space="preserve"> velocity-time graphs </w:t>
             </w:r>
-            <w:del w:id="9027" w:author="Claude (AI) - proposed" w:date="2026-10-15T12:58:29Z">
+            <w:del w:id="9027" w:author="Claude (AI) - proposed" w:date="2026-10-18T00:31:38Z">
               <w:r>
                 <w:rPr>
                   <w:rFonts w:ascii="Arial" w:cs="Arial" w:eastAsia="Arial" w:hAnsi="Arial"/>
@@ -3374,7 +3374,7 @@
                 <w:delText xml:space="preserve">for A and B, links</w:delText>
               </w:r>
             </w:del>
-            <w:ins w:id="9028" w:author="Claude (AI) - proposed" w:date="2026-10-15T12:58:29Z">
+            <w:ins w:id="9028" w:author="Claude (AI) - proposed" w:date="2026-10-18T00:31:38Z">
               <w:r>
                 <w:rPr>
                   <w:rFonts w:ascii="Arial" w:cs="Arial" w:eastAsia="Arial" w:hAnsi="Arial"/>
@@ -3422,7 +3422,7 @@
               <w:spacing w:after="40" w:before="0"/>
               <w:jc w:val="left"/>
             </w:pPr>
-            <w:del w:id="9029" w:author="Claude (AI) - proposed" w:date="2026-10-15T12:58:29Z">
+            <w:del w:id="9029" w:author="Claude (AI) - proposed" w:date="2026-10-18T00:31:38Z">
               <w:r>
                 <w:rPr>
                   <w:rFonts w:ascii="Arial" w:cs="Arial" w:eastAsia="Arial" w:hAnsi="Arial"/>
@@ -3437,7 +3437,7 @@
                 <w:delText xml:space="preserve">Draws</w:delText>
               </w:r>
             </w:del>
-            <w:ins w:id="9030" w:author="Claude (AI) - proposed" w:date="2026-10-15T12:58:29Z">
+            <w:ins w:id="9030" w:author="Claude (AI) - proposed" w:date="2026-10-18T00:31:38Z">
               <w:r>
                 <w:rPr>
                   <w:rFonts w:ascii="Arial" w:cs="Arial" w:eastAsia="Arial" w:hAnsi="Arial"/>
@@ -3465,7 +3465,7 @@
               </w:rPr>
               <w:t xml:space="preserve"> mostly correct graphs</w:t>
             </w:r>
-            <w:ins w:id="9031" w:author="Claude (AI) - proposed" w:date="2026-10-15T12:58:29Z">
+            <w:ins w:id="9031" w:author="Claude (AI) - proposed" w:date="2026-10-18T00:31:38Z">
               <w:r>
                 <w:rPr>
                   <w:rFonts w:ascii="Arial" w:cs="Arial" w:eastAsia="Arial" w:hAnsi="Arial"/>
@@ -3513,7 +3513,7 @@
               <w:spacing w:after="40" w:before="0"/>
               <w:jc w:val="left"/>
             </w:pPr>
-            <w:del w:id="9032" w:author="Claude (AI) - proposed" w:date="2026-10-15T12:58:29Z">
+            <w:del w:id="9032" w:author="Claude (AI) - proposed" w:date="2026-10-18T00:31:38Z">
               <w:r>
                 <w:rPr>
                   <w:rFonts w:ascii="Arial" w:cs="Arial" w:eastAsia="Arial" w:hAnsi="Arial"/>
@@ -3528,7 +3528,7 @@
                 <w:delText xml:space="preserve">Graphs</w:delText>
               </w:r>
             </w:del>
-            <w:ins w:id="9033" w:author="Claude (AI) - proposed" w:date="2026-10-15T12:58:29Z">
+            <w:ins w:id="9033" w:author="Claude (AI) - proposed" w:date="2026-10-18T00:31:38Z">
               <w:r>
                 <w:rPr>
                   <w:rFonts w:ascii="Arial" w:cs="Arial" w:eastAsia="Arial" w:hAnsi="Arial"/>
@@ -3556,7 +3556,7 @@
               </w:rPr>
               <w:t xml:space="preserve"> are missing labels or shapes are wrong, and the gradient or area is not linked to </w:t>
             </w:r>
-            <w:ins w:id="9034" w:author="Claude (AI) - proposed" w:date="2026-10-15T12:58:29Z">
+            <w:ins w:id="9034" w:author="Claude (AI) - proposed" w:date="2026-10-18T00:31:38Z">
               <w:r>
                 <w:rPr>
                   <w:rFonts w:ascii="Arial" w:cs="Arial" w:eastAsia="Arial" w:hAnsi="Arial"/>
@@ -3639,7 +3639,7 @@
               <w:spacing w:after="40" w:before="0"/>
               <w:jc w:val="left"/>
             </w:pPr>
-            <w:del w:id="9035" w:author="Claude (AI) - proposed" w:date="2026-10-15T12:58:29Z">
+            <w:del w:id="9035" w:author="Claude (AI) - proposed" w:date="2026-10-18T00:31:38Z">
               <w:r>
                 <w:rPr>
                   <w:rFonts w:ascii="Arial" w:cs="Arial" w:eastAsia="Arial" w:hAnsi="Arial"/>
@@ -3654,7 +3654,7 @@
                 <w:delText xml:space="preserve">Subtracts</w:delText>
               </w:r>
             </w:del>
-            <w:ins w:id="9036" w:author="Claude (AI) - proposed" w:date="2026-10-15T12:58:29Z">
+            <w:ins w:id="9036" w:author="Claude (AI) - proposed" w:date="2026-10-18T00:31:38Z">
               <w:r>
                 <w:rPr>
                   <w:rFonts w:ascii="Arial" w:cs="Arial" w:eastAsia="Arial" w:hAnsi="Arial"/>
@@ -3702,7 +3702,7 @@
               <w:spacing w:after="40" w:before="0"/>
               <w:jc w:val="left"/>
             </w:pPr>
-            <w:del w:id="9037" w:author="Claude (AI) - proposed" w:date="2026-10-15T12:58:29Z">
+            <w:del w:id="9037" w:author="Claude (AI) - proposed" w:date="2026-10-18T00:31:38Z">
               <w:r>
                 <w:rPr>
                   <w:rFonts w:ascii="Arial" w:cs="Arial" w:eastAsia="Arial" w:hAnsi="Arial"/>
@@ -3717,7 +3717,7 @@
                 <w:delText xml:space="preserve">Calculates</w:delText>
               </w:r>
             </w:del>
-            <w:ins w:id="9038" w:author="Claude (AI) - proposed" w:date="2026-10-15T12:58:29Z">
+            <w:ins w:id="9038" w:author="Claude (AI) - proposed" w:date="2026-10-18T00:31:38Z">
               <w:r>
                 <w:rPr>
                   <w:rFonts w:ascii="Arial" w:cs="Arial" w:eastAsia="Arial" w:hAnsi="Arial"/>
@@ -3765,7 +3765,7 @@
               <w:spacing w:after="40" w:before="0"/>
               <w:jc w:val="left"/>
             </w:pPr>
-            <w:del w:id="9039" w:author="Claude (AI) - proposed" w:date="2026-10-15T12:58:29Z">
+            <w:del w:id="9039" w:author="Claude (AI) - proposed" w:date="2026-10-18T00:31:38Z">
               <w:r>
                 <w:rPr>
                   <w:rFonts w:ascii="Arial" w:cs="Arial" w:eastAsia="Arial" w:hAnsi="Arial"/>
@@ -3780,7 +3780,7 @@
                 <w:delText xml:space="preserve">Adds</w:delText>
               </w:r>
             </w:del>
-            <w:ins w:id="9040" w:author="Claude (AI) - proposed" w:date="2026-10-15T12:58:29Z">
+            <w:ins w:id="9040" w:author="Claude (AI) - proposed" w:date="2026-10-18T00:31:38Z">
               <w:r>
                 <w:rPr>
                   <w:rFonts w:ascii="Arial" w:cs="Arial" w:eastAsia="Arial" w:hAnsi="Arial"/>
@@ -3863,7 +3863,7 @@
               <w:spacing w:after="40" w:before="0"/>
               <w:jc w:val="left"/>
             </w:pPr>
-            <w:del w:id="9041" w:author="Claude (AI) - proposed" w:date="2026-10-15T12:58:29Z">
+            <w:del w:id="9041" w:author="Claude (AI) - proposed" w:date="2026-10-18T00:31:38Z">
               <w:r>
                 <w:rPr>
                   <w:rFonts w:ascii="Arial" w:cs="Arial" w:eastAsia="Arial" w:hAnsi="Arial"/>
@@ -3878,7 +3878,7 @@
                 <w:delText xml:space="preserve">Correctly</w:delText>
               </w:r>
             </w:del>
-            <w:ins w:id="9042" w:author="Claude (AI) - proposed" w:date="2026-10-15T12:58:29Z">
+            <w:ins w:id="9042" w:author="Claude (AI) - proposed" w:date="2026-10-18T00:31:38Z">
               <w:r>
                 <w:rPr>
                   <w:rFonts w:ascii="Arial" w:cs="Arial" w:eastAsia="Arial" w:hAnsi="Arial"/>
@@ -3906,7 +3906,7 @@
               </w:rPr>
               <w:t xml:space="preserve"> finds the lorry's 150 m, the 350 m of road used, the 150 m (3.0 s) margin and the unsafe 50 m (1.0 s) case, </w:t>
             </w:r>
-            <w:del w:id="9043" w:author="Claude (AI) - proposed" w:date="2026-10-15T12:58:29Z">
+            <w:del w:id="9043" w:author="Claude (AI) - proposed" w:date="2026-10-18T00:31:38Z">
               <w:r>
                 <w:rPr>
                   <w:rFonts w:ascii="Arial" w:cs="Arial" w:eastAsia="Arial" w:hAnsi="Arial"/>
@@ -3934,7 +3934,7 @@
               </w:rPr>
               <w:t xml:space="preserve">uses table values accurately</w:t>
             </w:r>
-            <w:ins w:id="9044" w:author="Claude (AI) - proposed" w:date="2026-10-15T12:58:29Z">
+            <w:ins w:id="9044" w:author="Claude (AI) - proposed" w:date="2026-10-18T00:31:38Z">
               <w:r>
                 <w:rPr>
                   <w:rFonts w:ascii="Arial" w:cs="Arial" w:eastAsia="Arial" w:hAnsi="Arial"/>
@@ -3982,7 +3982,7 @@
               <w:spacing w:after="40" w:before="0"/>
               <w:jc w:val="left"/>
             </w:pPr>
-            <w:del w:id="9045" w:author="Claude (AI) - proposed" w:date="2026-10-15T12:58:29Z">
+            <w:del w:id="9045" w:author="Claude (AI) - proposed" w:date="2026-10-18T00:31:38Z">
               <w:r>
                 <w:rPr>
                   <w:rFonts w:ascii="Arial" w:cs="Arial" w:eastAsia="Arial" w:hAnsi="Arial"/>
@@ -3997,7 +3997,7 @@
                 <w:delText xml:space="preserve">Reaches</w:delText>
               </w:r>
             </w:del>
-            <w:ins w:id="9046" w:author="Claude (AI) - proposed" w:date="2026-10-15T12:58:29Z">
+            <w:ins w:id="9046" w:author="Claude (AI) - proposed" w:date="2026-10-18T00:31:38Z">
               <w:r>
                 <w:rPr>
                   <w:rFonts w:ascii="Arial" w:cs="Arial" w:eastAsia="Arial" w:hAnsi="Arial"/>
@@ -4045,7 +4045,7 @@
               <w:spacing w:after="40" w:before="0"/>
               <w:jc w:val="left"/>
             </w:pPr>
-            <w:del w:id="9047" w:author="Claude (AI) - proposed" w:date="2026-10-15T12:58:29Z">
+            <w:del w:id="9047" w:author="Claude (AI) - proposed" w:date="2026-10-18T00:31:38Z">
               <w:r>
                 <w:rPr>
                   <w:rFonts w:ascii="Arial" w:cs="Arial" w:eastAsia="Arial" w:hAnsi="Arial"/>
@@ -4060,7 +4060,7 @@
                 <w:delText xml:space="preserve">Decision</w:delText>
               </w:r>
             </w:del>
-            <w:ins w:id="9048" w:author="Claude (AI) - proposed" w:date="2026-10-15T12:58:29Z">
+            <w:ins w:id="9048" w:author="Claude (AI) - proposed" w:date="2026-10-18T00:31:38Z">
               <w:r>
                 <w:rPr>
                   <w:rFonts w:ascii="Arial" w:cs="Arial" w:eastAsia="Arial" w:hAnsi="Arial"/>
@@ -4143,7 +4143,7 @@
               <w:spacing w:after="40" w:before="0"/>
               <w:jc w:val="left"/>
             </w:pPr>
-            <w:del w:id="9049" w:author="Claude (AI) - proposed" w:date="2026-10-15T12:58:29Z">
+            <w:del w:id="9049" w:author="Claude (AI) - proposed" w:date="2026-10-18T00:31:38Z">
               <w:r>
                 <w:rPr>
                   <w:rFonts w:ascii="Arial" w:cs="Arial" w:eastAsia="Arial" w:hAnsi="Arial"/>
@@ -4158,7 +4158,7 @@
                 <w:delText xml:space="preserve">Connects</w:delText>
               </w:r>
             </w:del>
-            <w:ins w:id="9050" w:author="Claude (AI) - proposed" w:date="2026-10-15T12:58:29Z">
+            <w:ins w:id="9050" w:author="Claude (AI) - proposed" w:date="2026-10-18T00:31:38Z">
               <w:r>
                 <w:rPr>
                   <w:rFonts w:ascii="Arial" w:cs="Arial" w:eastAsia="Arial" w:hAnsi="Arial"/>
@@ -4186,7 +4186,7 @@
               </w:rPr>
               <w:t xml:space="preserve"> velocity, acceleration, graphs, relative speed and safety in a clear, logical explanation that uses the Naivasha evidence and answers </w:t>
             </w:r>
-            <w:del w:id="9051" w:author="Claude (AI) - proposed" w:date="2026-10-15T12:58:29Z">
+            <w:del w:id="9051" w:author="Claude (AI) - proposed" w:date="2026-10-18T00:31:38Z">
               <w:r>
                 <w:rPr>
                   <w:rFonts w:ascii="Arial" w:cs="Arial" w:eastAsia="Arial" w:hAnsi="Arial"/>
@@ -4201,7 +4201,7 @@
                 <w:delText xml:space="preserve">both</w:delText>
               </w:r>
             </w:del>
-            <w:ins w:id="9052" w:author="Claude (AI) - proposed" w:date="2026-10-15T12:58:29Z">
+            <w:ins w:id="9052" w:author="Claude (AI) - proposed" w:date="2026-10-18T00:31:38Z">
               <w:r>
                 <w:rPr>
                   <w:rFonts w:ascii="Arial" w:cs="Arial" w:eastAsia="Arial" w:hAnsi="Arial"/>
@@ -4249,7 +4249,7 @@
               <w:spacing w:after="40" w:before="0"/>
               <w:jc w:val="left"/>
             </w:pPr>
-            <w:del w:id="9053" w:author="Claude (AI) - proposed" w:date="2026-10-15T12:58:29Z">
+            <w:del w:id="9053" w:author="Claude (AI) - proposed" w:date="2026-10-18T00:31:38Z">
               <w:r>
                 <w:rPr>
                   <w:rFonts w:ascii="Arial" w:cs="Arial" w:eastAsia="Arial" w:hAnsi="Arial"/>
@@ -4264,7 +4264,7 @@
                 <w:delText xml:space="preserve">Answers</w:delText>
               </w:r>
             </w:del>
-            <w:ins w:id="9054" w:author="Claude (AI) - proposed" w:date="2026-10-15T12:58:29Z">
+            <w:ins w:id="9054" w:author="Claude (AI) - proposed" w:date="2026-10-18T00:31:38Z">
               <w:r>
                 <w:rPr>
                   <w:rFonts w:ascii="Arial" w:cs="Arial" w:eastAsia="Arial" w:hAnsi="Arial"/>
@@ -4312,7 +4312,7 @@
               <w:spacing w:after="40" w:before="0"/>
               <w:jc w:val="left"/>
             </w:pPr>
-            <w:del w:id="9055" w:author="Claude (AI) - proposed" w:date="2026-10-15T12:58:29Z">
+            <w:del w:id="9055" w:author="Claude (AI) - proposed" w:date="2026-10-18T00:31:38Z">
               <w:r>
                 <w:rPr>
                   <w:rFonts w:ascii="Arial" w:cs="Arial" w:eastAsia="Arial" w:hAnsi="Arial"/>
@@ -4327,7 +4327,7 @@
                 <w:delText xml:space="preserve">Lists</w:delText>
               </w:r>
             </w:del>
-            <w:ins w:id="9056" w:author="Claude (AI) - proposed" w:date="2026-10-15T12:58:29Z">
+            <w:ins w:id="9056" w:author="Claude (AI) - proposed" w:date="2026-10-18T00:31:38Z">
               <w:r>
                 <w:rPr>
                   <w:rFonts w:ascii="Arial" w:cs="Arial" w:eastAsia="Arial" w:hAnsi="Arial"/>
@@ -4477,7 +4477,7 @@
         </w:rPr>
         <w:t xml:space="preserve">© 2026 SeaVuria and ARES. This work is licensed under a </w:t>
       </w:r>
-      <w:hyperlink w:history="1" r:id="rIdh3jdwn2tmkcfktfp2nbae">
+      <w:hyperlink w:history="1" r:id="rIdqfwogkhknvdfqrgbfq4b3">
         <w:r>
           <w:rPr>
             <w:rFonts w:ascii="Arial" w:cs="Arial" w:eastAsia="Arial" w:hAnsi="Arial"/>
@@ -4497,7 +4497,7 @@
         </w:rPr>
         <w:t xml:space="preserve"> (</w:t>
       </w:r>
-      <w:hyperlink w:history="1" r:id="rIdq8rlbrj9kzfr70rh4a7rn">
+      <w:hyperlink w:history="1" r:id="rIduz17o5hmxmnvo5ustopvy">
         <w:r>
           <w:rPr>
             <w:rFonts w:ascii="Arial" w:cs="Arial" w:eastAsia="Arial" w:hAnsi="Arial"/>
@@ -4517,7 +4517,7 @@
         </w:rPr>
         <w:t xml:space="preserve">). To view a copy of this license, visit </w:t>
       </w:r>
-      <w:hyperlink w:history="1" r:id="rIdafxd736mze17wtaqzfwp0">
+      <w:hyperlink w:history="1" r:id="rIdzej-zugqdlgpscbbg-vpd">
         <w:r>
           <w:rPr>
             <w:rFonts w:ascii="Arial" w:cs="Arial" w:eastAsia="Arial" w:hAnsi="Arial"/>
